--- a/pyq-memory/norcet5m_s1.docx
+++ b/pyq-memory/norcet5m_s1.docx
@@ -4342,6 +4342,1987 @@
       </w:r>
       <w:r>
         <w:t>Hypomagnesemia: confusion, tremors, seizures, arrhythmias.</w:t>
+      </w:r>
+    </w:p>
+    <w:p>
+      <w:pPr>
+        <w:spacing w:after="0" w:before="0"/>
+      </w:pPr>
+      <w:r>
+        <w:rPr>
+          <w:b/>
+          <w:i w:val="0"/>
+          <w:sz w:val="21"/>
+        </w:rPr>
+        <w:t>Positive Marks: 1    Negative Marks: 0.25</w:t>
+      </w:r>
+    </w:p>
+    <w:p>
+      <w:pPr>
+        <w:spacing w:before="280" w:after="40"/>
+      </w:pPr>
+      <w:r>
+        <w:rPr>
+          <w:b/>
+        </w:rPr>
+        <w:t xml:space="preserve">Question: </w:t>
+      </w:r>
+      <w:r>
+        <w:t>Iron dextran (Imferon) is a parenteral iron preparation. The nurse should know that it:</w:t>
+      </w:r>
+    </w:p>
+    <w:p>
+      <w:pPr>
+        <w:spacing w:after="20" w:before="0"/>
+      </w:pPr>
+      <w:r>
+        <w:rPr>
+          <w:b w:val="0"/>
+          <w:i w:val="0"/>
+          <w:sz w:val="21"/>
+        </w:rPr>
+        <w:t>(a)  Is also called intrinsic factor</w:t>
+      </w:r>
+    </w:p>
+    <w:p>
+      <w:pPr>
+        <w:spacing w:after="20" w:before="0"/>
+      </w:pPr>
+      <w:r>
+        <w:rPr>
+          <w:b w:val="0"/>
+          <w:i w:val="0"/>
+          <w:sz w:val="21"/>
+        </w:rPr>
+        <w:t>(b)  Must be given in the abdomen</w:t>
+      </w:r>
+    </w:p>
+    <w:p>
+      <w:pPr>
+        <w:spacing w:after="20" w:before="0"/>
+      </w:pPr>
+      <w:r>
+        <w:rPr>
+          <w:b w:val="0"/>
+          <w:i w:val="0"/>
+          <w:sz w:val="21"/>
+        </w:rPr>
+        <w:t>(c)  Requires use of the Z-track method</w:t>
+      </w:r>
+    </w:p>
+    <w:p>
+      <w:pPr>
+        <w:spacing w:after="20" w:before="0"/>
+      </w:pPr>
+      <w:r>
+        <w:rPr>
+          <w:b w:val="0"/>
+          <w:i w:val="0"/>
+          <w:sz w:val="21"/>
+        </w:rPr>
+        <w:t>(d)  Should be given subcutaneously</w:t>
+      </w:r>
+    </w:p>
+    <w:p>
+      <w:pPr>
+        <w:spacing w:after="80" w:before="0"/>
+      </w:pPr>
+      <w:r>
+        <w:rPr>
+          <w:b/>
+          <w:i w:val="0"/>
+          <w:sz w:val="22"/>
+        </w:rPr>
+        <w:t>Answer: c</w:t>
+      </w:r>
+    </w:p>
+    <w:p>
+      <w:pPr>
+        <w:spacing w:after="20"/>
+      </w:pPr>
+      <w:r>
+        <w:rPr>
+          <w:b/>
+        </w:rPr>
+        <w:t xml:space="preserve">Solution: </w:t>
+      </w:r>
+      <w:r>
+        <w:rPr>
+          <w:b/>
+          <w:color w:val="1E7B1E"/>
+        </w:rPr>
+        <w:t xml:space="preserve">✅ Correct Answer: </w:t>
+      </w:r>
+      <w:r>
+        <w:rPr>
+          <w:b/>
+          <w:color w:val="1E7B1E"/>
+        </w:rPr>
+        <w:t>c</w:t>
+      </w:r>
+    </w:p>
+    <w:p>
+      <w:pPr>
+        <w:spacing w:after="20" w:before="0"/>
+      </w:pPr>
+      <w:r>
+        <w:rPr>
+          <w:b/>
+        </w:rPr>
+        <w:t xml:space="preserve">🧠 Clinical Rationale: </w:t>
+      </w:r>
+      <w:r>
+        <w:t>IRON DEXTRAN (Imferon) is a deep IM preparation that STAINES the skin — it must be given by the Z-TRACK method (deep IM into the gluteus) to prevent leakage and tissue staining. It is not intrinsic factor (that is B12 absorption), not given in the abdomen, and not given subcutaneously.</w:t>
+      </w:r>
+    </w:p>
+    <w:p>
+      <w:pPr>
+        <w:spacing w:after="20" w:before="0"/>
+      </w:pPr>
+      <w:r>
+        <w:rPr>
+          <w:b/>
+        </w:rPr>
+        <w:t xml:space="preserve">🔍 Key Clues: </w:t>
+      </w:r>
+      <w:r>
+        <w:t>Iron dextran: deep IM with Z-track to prevent staining.</w:t>
+      </w:r>
+    </w:p>
+    <w:p>
+      <w:pPr>
+        <w:spacing w:after="20" w:before="0"/>
+      </w:pPr>
+      <w:r>
+        <w:rPr>
+          <w:b/>
+        </w:rPr>
+        <w:t xml:space="preserve">🚨 Priority Principle: </w:t>
+      </w:r>
+      <w:r>
+        <w:t>Recall the core fact precisely, then apply it to the clinical context.</w:t>
+      </w:r>
+    </w:p>
+    <w:p>
+      <w:pPr>
+        <w:spacing w:after="20" w:before="0"/>
+      </w:pPr>
+      <w:r>
+        <w:rPr>
+          <w:b/>
+        </w:rPr>
+        <w:t xml:space="preserve">❌ Why Not Other Options: </w:t>
+      </w:r>
+      <w:r>
+        <w:t>a — Intrinsic factor is for vitamin B12. | b — It is given deep IM (gluteal), not the abdomen. | d — It is not given subcutaneously.</w:t>
+      </w:r>
+    </w:p>
+    <w:p>
+      <w:pPr>
+        <w:spacing w:after="20" w:before="0"/>
+      </w:pPr>
+      <w:r>
+        <w:rPr>
+          <w:b/>
+          <w:color w:val="B45F06"/>
+        </w:rPr>
+        <w:t xml:space="preserve">⚠️ Exam Trap: </w:t>
+      </w:r>
+      <w:r>
+        <w:t>Z-track = pull skin laterally, inject deep IM, release — prevents drug leakage/staining.</w:t>
+      </w:r>
+    </w:p>
+    <w:p>
+      <w:pPr>
+        <w:spacing w:after="20" w:before="0"/>
+      </w:pPr>
+      <w:r>
+        <w:rPr>
+          <w:b/>
+        </w:rPr>
+        <w:t xml:space="preserve">🩺 Clinical Thinking: </w:t>
+      </w:r>
+      <w:r>
+        <w:t>Recall (the key fact) → Connect (related high-yield facts) → Apply (exam context).</w:t>
+      </w:r>
+    </w:p>
+    <w:p>
+      <w:pPr>
+        <w:spacing w:after="20" w:before="0"/>
+      </w:pPr>
+      <w:r>
+        <w:rPr>
+          <w:b/>
+          <w:color w:val="1F3A5F"/>
+        </w:rPr>
+        <w:t xml:space="preserve">💎 PNC Pearl: </w:t>
+      </w:r>
+      <w:r>
+        <w:t>Iron dextran: deep IM via Z-track (prevents staining).</w:t>
+      </w:r>
+    </w:p>
+    <w:p>
+      <w:pPr>
+        <w:spacing w:after="0" w:before="0"/>
+      </w:pPr>
+      <w:r>
+        <w:rPr>
+          <w:b/>
+          <w:i w:val="0"/>
+          <w:sz w:val="21"/>
+        </w:rPr>
+        <w:t>Positive Marks: 1    Negative Marks: 0.25</w:t>
+      </w:r>
+    </w:p>
+    <w:p>
+      <w:pPr>
+        <w:spacing w:before="280" w:after="40"/>
+      </w:pPr>
+      <w:r>
+        <w:rPr>
+          <w:b/>
+        </w:rPr>
+        <w:t xml:space="preserve">Question: </w:t>
+      </w:r>
+      <w:r>
+        <w:t>The nurse would expect to include which of the following when planning the management of an 18 year old client with Lyme disease?</w:t>
+      </w:r>
+    </w:p>
+    <w:p>
+      <w:pPr>
+        <w:spacing w:after="20" w:before="0"/>
+      </w:pPr>
+      <w:r>
+        <w:rPr>
+          <w:b w:val="0"/>
+          <w:i w:val="0"/>
+          <w:sz w:val="21"/>
+        </w:rPr>
+        <w:t>(a)  Complete bed rest for 6–8 weeks</w:t>
+      </w:r>
+    </w:p>
+    <w:p>
+      <w:pPr>
+        <w:spacing w:after="20" w:before="0"/>
+      </w:pPr>
+      <w:r>
+        <w:rPr>
+          <w:b w:val="0"/>
+          <w:i w:val="0"/>
+          <w:sz w:val="21"/>
+        </w:rPr>
+        <w:t>(b)  Tetracycline treatment</w:t>
+      </w:r>
+    </w:p>
+    <w:p>
+      <w:pPr>
+        <w:spacing w:after="20" w:before="0"/>
+      </w:pPr>
+      <w:r>
+        <w:rPr>
+          <w:b w:val="0"/>
+          <w:i w:val="0"/>
+          <w:sz w:val="21"/>
+        </w:rPr>
+        <w:t>(c)  IV amphotericin B</w:t>
+      </w:r>
+    </w:p>
+    <w:p>
+      <w:pPr>
+        <w:spacing w:after="20" w:before="0"/>
+      </w:pPr>
+      <w:r>
+        <w:rPr>
+          <w:b w:val="0"/>
+          <w:i w:val="0"/>
+          <w:sz w:val="21"/>
+        </w:rPr>
+        <w:t>(d)  High-protein diet with limited fluids</w:t>
+      </w:r>
+    </w:p>
+    <w:p>
+      <w:pPr>
+        <w:spacing w:after="80" w:before="0"/>
+      </w:pPr>
+      <w:r>
+        <w:rPr>
+          <w:b/>
+          <w:i w:val="0"/>
+          <w:sz w:val="22"/>
+        </w:rPr>
+        <w:t>Answer: b</w:t>
+      </w:r>
+    </w:p>
+    <w:p>
+      <w:pPr>
+        <w:spacing w:after="20"/>
+      </w:pPr>
+      <w:r>
+        <w:rPr>
+          <w:b/>
+        </w:rPr>
+        <w:t xml:space="preserve">Solution: </w:t>
+      </w:r>
+      <w:r>
+        <w:rPr>
+          <w:b/>
+          <w:color w:val="1E7B1E"/>
+        </w:rPr>
+        <w:t xml:space="preserve">✅ Correct Answer: </w:t>
+      </w:r>
+      <w:r>
+        <w:rPr>
+          <w:b/>
+          <w:color w:val="1E7B1E"/>
+        </w:rPr>
+        <w:t>b</w:t>
+      </w:r>
+    </w:p>
+    <w:p>
+      <w:pPr>
+        <w:spacing w:after="20" w:before="0"/>
+      </w:pPr>
+      <w:r>
+        <w:rPr>
+          <w:b/>
+        </w:rPr>
+        <w:t xml:space="preserve">🧠 Clinical Rationale: </w:t>
+      </w:r>
+      <w:r>
+        <w:t>LYME DISEASE (Borrelia burgdorferi) is treated with TETRACYCLINE antibiotics — doxycycline (a tetracycline) is the first-line agent for early/localised disease. Amphotericin B is antifungal; bed rest and diet are not the treatment.</w:t>
+      </w:r>
+    </w:p>
+    <w:p>
+      <w:pPr>
+        <w:spacing w:after="20" w:before="0"/>
+      </w:pPr>
+      <w:r>
+        <w:rPr>
+          <w:b/>
+        </w:rPr>
+        <w:t xml:space="preserve">🔍 Key Clues: </w:t>
+      </w:r>
+      <w:r>
+        <w:t>Lyme disease → doxycycline (tetracycline class).</w:t>
+      </w:r>
+    </w:p>
+    <w:p>
+      <w:pPr>
+        <w:spacing w:after="20" w:before="0"/>
+      </w:pPr>
+      <w:r>
+        <w:rPr>
+          <w:b/>
+        </w:rPr>
+        <w:t xml:space="preserve">🚨 Priority Principle: </w:t>
+      </w:r>
+      <w:r>
+        <w:t>Recall the core fact precisely, then apply it to the clinical context.</w:t>
+      </w:r>
+    </w:p>
+    <w:p>
+      <w:pPr>
+        <w:spacing w:after="20" w:before="0"/>
+      </w:pPr>
+      <w:r>
+        <w:rPr>
+          <w:b/>
+        </w:rPr>
+        <w:t xml:space="preserve">❌ Why Not Other Options: </w:t>
+      </w:r>
+      <w:r>
+        <w:t>a — Bed rest is not the treatment. | c — Amphotericin B is an antifungal. | d — Diet is not the management.</w:t>
+      </w:r>
+    </w:p>
+    <w:p>
+      <w:pPr>
+        <w:spacing w:after="20" w:before="0"/>
+      </w:pPr>
+      <w:r>
+        <w:rPr>
+          <w:b/>
+          <w:color w:val="B45F06"/>
+        </w:rPr>
+        <w:t xml:space="preserve">⚠️ Exam Trap: </w:t>
+      </w:r>
+      <w:r>
+        <w:t>Lyme: erythema migrans rash + joint pain → doxycycline; untreated → arthritis, neuro signs.</w:t>
+      </w:r>
+    </w:p>
+    <w:p>
+      <w:pPr>
+        <w:spacing w:after="20" w:before="0"/>
+      </w:pPr>
+      <w:r>
+        <w:rPr>
+          <w:b/>
+        </w:rPr>
+        <w:t xml:space="preserve">🩺 Clinical Thinking: </w:t>
+      </w:r>
+      <w:r>
+        <w:t>Recall (the key fact) → Connect (related high-yield facts) → Apply (exam context).</w:t>
+      </w:r>
+    </w:p>
+    <w:p>
+      <w:pPr>
+        <w:spacing w:after="20" w:before="0"/>
+      </w:pPr>
+      <w:r>
+        <w:rPr>
+          <w:b/>
+          <w:color w:val="1F3A5F"/>
+        </w:rPr>
+        <w:t xml:space="preserve">💎 PNC Pearl: </w:t>
+      </w:r>
+      <w:r>
+        <w:t>Lyme disease: doxycycline (tetracycline).</w:t>
+      </w:r>
+    </w:p>
+    <w:p>
+      <w:pPr>
+        <w:spacing w:after="0" w:before="0"/>
+      </w:pPr>
+      <w:r>
+        <w:rPr>
+          <w:b/>
+          <w:i w:val="0"/>
+          <w:sz w:val="21"/>
+        </w:rPr>
+        <w:t>Positive Marks: 1    Negative Marks: 0.25</w:t>
+      </w:r>
+    </w:p>
+    <w:p>
+      <w:pPr>
+        <w:spacing w:before="280" w:after="40"/>
+      </w:pPr>
+      <w:r>
+        <w:rPr>
+          <w:b/>
+        </w:rPr>
+        <w:t xml:space="preserve">Question: </w:t>
+      </w:r>
+      <w:r>
+        <w:t>A nurse is caring for an unconscious patient in the intensive care unit. The patient is exhibiting signs of respiratory distress, including increased respiratory rate, use of accessory muscles and a decrease in oxygen saturation. What is the nurse’s priority intervention?</w:t>
+      </w:r>
+    </w:p>
+    <w:p>
+      <w:pPr>
+        <w:spacing w:after="20" w:before="0"/>
+      </w:pPr>
+      <w:r>
+        <w:rPr>
+          <w:b w:val="0"/>
+          <w:i w:val="0"/>
+          <w:sz w:val="21"/>
+        </w:rPr>
+        <w:t>(a)  Administering oxygen via nasal cannula at 2 liters per minute</w:t>
+      </w:r>
+    </w:p>
+    <w:p>
+      <w:pPr>
+        <w:spacing w:after="20" w:before="0"/>
+      </w:pPr>
+      <w:r>
+        <w:rPr>
+          <w:b w:val="0"/>
+          <w:i w:val="0"/>
+          <w:sz w:val="21"/>
+        </w:rPr>
+        <w:t>(b)  Placing the patient in a high Fowler’s position</w:t>
+      </w:r>
+    </w:p>
+    <w:p>
+      <w:pPr>
+        <w:spacing w:after="20" w:before="0"/>
+      </w:pPr>
+      <w:r>
+        <w:rPr>
+          <w:b w:val="0"/>
+          <w:i w:val="0"/>
+          <w:sz w:val="21"/>
+        </w:rPr>
+        <w:t>(c)  Initiating Non-Invasive Positive Pressure Ventilation (NIPPV)</w:t>
+      </w:r>
+    </w:p>
+    <w:p>
+      <w:pPr>
+        <w:spacing w:after="20" w:before="0"/>
+      </w:pPr>
+      <w:r>
+        <w:rPr>
+          <w:b w:val="0"/>
+          <w:i w:val="0"/>
+          <w:sz w:val="21"/>
+        </w:rPr>
+        <w:t>(d)  Administering an analgesic to alleviate pain</w:t>
+      </w:r>
+    </w:p>
+    <w:p>
+      <w:pPr>
+        <w:spacing w:after="80" w:before="0"/>
+      </w:pPr>
+      <w:r>
+        <w:rPr>
+          <w:b/>
+          <w:i w:val="0"/>
+          <w:sz w:val="22"/>
+        </w:rPr>
+        <w:t>Answer: c</w:t>
+      </w:r>
+    </w:p>
+    <w:p>
+      <w:pPr>
+        <w:spacing w:after="20"/>
+      </w:pPr>
+      <w:r>
+        <w:rPr>
+          <w:b/>
+        </w:rPr>
+        <w:t xml:space="preserve">Solution: </w:t>
+      </w:r>
+      <w:r>
+        <w:rPr>
+          <w:b/>
+          <w:color w:val="1E7B1E"/>
+        </w:rPr>
+        <w:t xml:space="preserve">✅ Correct Answer: </w:t>
+      </w:r>
+      <w:r>
+        <w:rPr>
+          <w:b/>
+          <w:color w:val="1E7B1E"/>
+        </w:rPr>
+        <w:t>c</w:t>
+      </w:r>
+    </w:p>
+    <w:p>
+      <w:pPr>
+        <w:spacing w:after="20" w:before="0"/>
+      </w:pPr>
+      <w:r>
+        <w:rPr>
+          <w:b/>
+        </w:rPr>
+        <w:t xml:space="preserve">🧠 Clinical Rationale: </w:t>
+      </w:r>
+      <w:r>
+        <w:t>An UNCONSCIOUS patient in respiratory distress with dropping SpO2 and accessory-muscle use needs immediate ventilatory support — NIPPV (Non-Invasive Positive Pressure Ventilation) is the priority intervention in this ICU setting. Low-flow nasal oxygen (2 L/min) is inadequate, repositioning alone is insufficient, and analgesia is irrelevant.</w:t>
+      </w:r>
+    </w:p>
+    <w:p>
+      <w:pPr>
+        <w:spacing w:after="20" w:before="0"/>
+      </w:pPr>
+      <w:r>
+        <w:rPr>
+          <w:b/>
+        </w:rPr>
+        <w:t xml:space="preserve">🔍 Key Clues: </w:t>
+      </w:r>
+      <w:r>
+        <w:t>Unconscious + respiratory distress + desaturation → NIPPV (ventilatory support).</w:t>
+      </w:r>
+    </w:p>
+    <w:p>
+      <w:pPr>
+        <w:spacing w:after="20" w:before="0"/>
+      </w:pPr>
+      <w:r>
+        <w:rPr>
+          <w:b/>
+        </w:rPr>
+        <w:t xml:space="preserve">🚨 Priority Principle: </w:t>
+      </w:r>
+      <w:r>
+        <w:t>Patient safety and the ABC (airway, breathing, circulation) priorities come before diagnosis, documentation and non-urgent tasks.</w:t>
+      </w:r>
+    </w:p>
+    <w:p>
+      <w:pPr>
+        <w:spacing w:after="20" w:before="0"/>
+      </w:pPr>
+      <w:r>
+        <w:rPr>
+          <w:b/>
+        </w:rPr>
+        <w:t xml:space="preserve">❌ Why Not Other Options: </w:t>
+      </w:r>
+      <w:r>
+        <w:t>a — 2 L/min nasal oxygen is inadequate for severe distress. | b — Positioning helps but is not the priority. | d — Analgesia is not the issue.</w:t>
+      </w:r>
+    </w:p>
+    <w:p>
+      <w:pPr>
+        <w:spacing w:after="20" w:before="0"/>
+      </w:pPr>
+      <w:r>
+        <w:rPr>
+          <w:b/>
+          <w:color w:val="B45F06"/>
+        </w:rPr>
+        <w:t xml:space="preserve">⚠️ Exam Trap: </w:t>
+      </w:r>
+      <w:r>
+        <w:t>In an unconscious patient, protect the airway and provide ventilation — escalation over low-flow O2.</w:t>
+      </w:r>
+    </w:p>
+    <w:p>
+      <w:pPr>
+        <w:spacing w:after="20" w:before="0"/>
+      </w:pPr>
+      <w:r>
+        <w:rPr>
+          <w:b/>
+        </w:rPr>
+        <w:t xml:space="preserve">🩺 Clinical Thinking: </w:t>
+      </w:r>
+      <w:r>
+        <w:t>Identify (the problem) → Stabilize (ABC / patient safety) → Reassess (response) → Document (findings).</w:t>
+      </w:r>
+    </w:p>
+    <w:p>
+      <w:pPr>
+        <w:spacing w:after="20" w:before="0"/>
+      </w:pPr>
+      <w:r>
+        <w:rPr>
+          <w:b/>
+          <w:color w:val="1F3A5F"/>
+        </w:rPr>
+        <w:t xml:space="preserve">💎 PNC Pearl: </w:t>
+      </w:r>
+      <w:r>
+        <w:t>Respiratory distress + desaturation → NIPPV/ventilatory support.</w:t>
+      </w:r>
+    </w:p>
+    <w:p>
+      <w:pPr>
+        <w:spacing w:after="0" w:before="0"/>
+      </w:pPr>
+      <w:r>
+        <w:rPr>
+          <w:b/>
+          <w:i w:val="0"/>
+          <w:sz w:val="21"/>
+        </w:rPr>
+        <w:t>Positive Marks: 1    Negative Marks: 0.25</w:t>
+      </w:r>
+    </w:p>
+    <w:p>
+      <w:pPr>
+        <w:spacing w:before="280" w:after="40"/>
+      </w:pPr>
+      <w:r>
+        <w:rPr>
+          <w:b/>
+        </w:rPr>
+        <w:t xml:space="preserve">Question: </w:t>
+      </w:r>
+      <w:r>
+        <w:t>Identify the given image:</w:t>
+      </w:r>
+    </w:p>
+    <w:p>
+      <w:pPr>
+        <w:spacing w:after="40" w:before="0"/>
+      </w:pPr>
+      <w:r>
+        <w:rPr>
+          <w:b w:val="0"/>
+          <w:i/>
+          <w:color w:val="B45F06"/>
+          <w:sz w:val="20"/>
+        </w:rPr>
+        <w:t>[ IMAGE: N5-M24 — image in the Image Bank, to be inserted ]</w:t>
+      </w:r>
+    </w:p>
+    <w:p>
+      <w:pPr>
+        <w:spacing w:after="20" w:before="0"/>
+      </w:pPr>
+      <w:r>
+        <w:rPr>
+          <w:b w:val="0"/>
+          <w:i w:val="0"/>
+          <w:sz w:val="21"/>
+        </w:rPr>
+        <w:t>(a)  Tracheal dilator</w:t>
+      </w:r>
+    </w:p>
+    <w:p>
+      <w:pPr>
+        <w:spacing w:after="20" w:before="0"/>
+      </w:pPr>
+      <w:r>
+        <w:rPr>
+          <w:b w:val="0"/>
+          <w:i w:val="0"/>
+          <w:sz w:val="21"/>
+        </w:rPr>
+        <w:t>(b)  Kleegman dilator</w:t>
+      </w:r>
+    </w:p>
+    <w:p>
+      <w:pPr>
+        <w:spacing w:after="20" w:before="0"/>
+      </w:pPr>
+      <w:r>
+        <w:rPr>
+          <w:b w:val="0"/>
+          <w:i w:val="0"/>
+          <w:sz w:val="21"/>
+        </w:rPr>
+        <w:t>(c)  Cervical dilator</w:t>
+      </w:r>
+    </w:p>
+    <w:p>
+      <w:pPr>
+        <w:spacing w:after="20" w:before="0"/>
+      </w:pPr>
+      <w:r>
+        <w:rPr>
+          <w:b w:val="0"/>
+          <w:i w:val="0"/>
+          <w:sz w:val="21"/>
+        </w:rPr>
+        <w:t>(d)  Uterine dilator</w:t>
+      </w:r>
+    </w:p>
+    <w:p>
+      <w:pPr>
+        <w:spacing w:after="80" w:before="0"/>
+      </w:pPr>
+      <w:r>
+        <w:rPr>
+          <w:b/>
+          <w:i w:val="0"/>
+          <w:sz w:val="22"/>
+        </w:rPr>
+        <w:t>Answer: a</w:t>
+      </w:r>
+    </w:p>
+    <w:p>
+      <w:pPr>
+        <w:spacing w:after="20"/>
+      </w:pPr>
+      <w:r>
+        <w:rPr>
+          <w:b/>
+        </w:rPr>
+        <w:t xml:space="preserve">Solution: </w:t>
+      </w:r>
+      <w:r>
+        <w:rPr>
+          <w:b/>
+          <w:color w:val="1E7B1E"/>
+        </w:rPr>
+        <w:t xml:space="preserve">✅ Correct Answer: </w:t>
+      </w:r>
+      <w:r>
+        <w:rPr>
+          <w:b/>
+          <w:color w:val="1E7B1E"/>
+        </w:rPr>
+        <w:t>a</w:t>
+      </w:r>
+    </w:p>
+    <w:p>
+      <w:pPr>
+        <w:spacing w:after="20" w:before="0"/>
+      </w:pPr>
+      <w:r>
+        <w:rPr>
+          <w:b/>
+        </w:rPr>
+        <w:t xml:space="preserve">🧠 Clinical Rationale: </w:t>
+      </w:r>
+      <w:r>
+        <w:t>Per the printed answer key, the instrument shown is the TRACHEAL DILATOR — a dilating instrument used to widen the tracheal stoma (tracheostomy care) or the trachea during airway procedures. The distractors are gynaecological dilators (cervical/uterine) or named variants.</w:t>
+      </w:r>
+    </w:p>
+    <w:p>
+      <w:pPr>
+        <w:spacing w:after="20" w:before="0"/>
+      </w:pPr>
+      <w:r>
+        <w:rPr>
+          <w:b/>
+        </w:rPr>
+        <w:t xml:space="preserve">🔍 Key Clues: </w:t>
+      </w:r>
+      <w:r>
+        <w:t>The instrument shown = tracheal dilator per the key.</w:t>
+      </w:r>
+    </w:p>
+    <w:p>
+      <w:pPr>
+        <w:spacing w:after="20" w:before="0"/>
+      </w:pPr>
+      <w:r>
+        <w:rPr>
+          <w:b/>
+        </w:rPr>
+        <w:t xml:space="preserve">🚨 Priority Principle: </w:t>
+      </w:r>
+      <w:r>
+        <w:t>Recall the core fact precisely, then apply it to the clinical context.</w:t>
+      </w:r>
+    </w:p>
+    <w:p>
+      <w:pPr>
+        <w:spacing w:after="20" w:before="0"/>
+      </w:pPr>
+      <w:r>
+        <w:rPr>
+          <w:b/>
+        </w:rPr>
+        <w:t xml:space="preserve">❌ Why Not Other Options: </w:t>
+      </w:r>
+      <w:r>
+        <w:t>b — Kleegman dilator is a gynaecological dilator. | c — Cervical dilator is gynaecological. | d — Uterine dilator is gynaecological.</w:t>
+      </w:r>
+    </w:p>
+    <w:p>
+      <w:pPr>
+        <w:spacing w:after="20" w:before="0"/>
+      </w:pPr>
+      <w:r>
+        <w:rPr>
+          <w:b/>
+          <w:color w:val="B45F06"/>
+        </w:rPr>
+        <w:t xml:space="preserve">⚠️ Exam Trap: </w:t>
+      </w:r>
+      <w:r>
+        <w:t>Tracheal dilators open the tracheostomy stoma; cervical/uterine dilators are gynaecological.</w:t>
+      </w:r>
+    </w:p>
+    <w:p>
+      <w:pPr>
+        <w:spacing w:after="20" w:before="0"/>
+      </w:pPr>
+      <w:r>
+        <w:rPr>
+          <w:b/>
+        </w:rPr>
+        <w:t xml:space="preserve">🩺 Clinical Thinking: </w:t>
+      </w:r>
+      <w:r>
+        <w:t>Recall (the key fact) → Connect (related high-yield facts) → Apply (exam context).</w:t>
+      </w:r>
+    </w:p>
+    <w:p>
+      <w:pPr>
+        <w:spacing w:after="20" w:before="0"/>
+      </w:pPr>
+      <w:r>
+        <w:rPr>
+          <w:b/>
+          <w:color w:val="1F3A5F"/>
+        </w:rPr>
+        <w:t xml:space="preserve">💎 PNC Pearl: </w:t>
+      </w:r>
+      <w:r>
+        <w:t>Tracheal dilator: used for tracheostomy stoma dilation.</w:t>
+      </w:r>
+    </w:p>
+    <w:p>
+      <w:pPr>
+        <w:spacing w:after="0" w:before="0"/>
+      </w:pPr>
+      <w:r>
+        <w:rPr>
+          <w:b/>
+          <w:i w:val="0"/>
+          <w:sz w:val="21"/>
+        </w:rPr>
+        <w:t>Positive Marks: 1    Negative Marks: 0.25</w:t>
+      </w:r>
+    </w:p>
+    <w:p>
+      <w:pPr>
+        <w:spacing w:before="280" w:after="40"/>
+      </w:pPr>
+      <w:r>
+        <w:rPr>
+          <w:b/>
+        </w:rPr>
+        <w:t xml:space="preserve">Question: </w:t>
+      </w:r>
+      <w:r>
+        <w:t>Identify the type of dysrhythmia in the given below image:</w:t>
+      </w:r>
+    </w:p>
+    <w:p>
+      <w:pPr>
+        <w:spacing w:after="40" w:before="0"/>
+      </w:pPr>
+      <w:r>
+        <w:rPr>
+          <w:b w:val="0"/>
+          <w:i/>
+          <w:color w:val="B45F06"/>
+          <w:sz w:val="20"/>
+        </w:rPr>
+        <w:t>[ IMAGE: N5-M25 — image in the Image Bank, to be inserted ]</w:t>
+      </w:r>
+    </w:p>
+    <w:p>
+      <w:pPr>
+        <w:spacing w:after="20" w:before="0"/>
+      </w:pPr>
+      <w:r>
+        <w:rPr>
+          <w:b w:val="0"/>
+          <w:i w:val="0"/>
+          <w:sz w:val="21"/>
+        </w:rPr>
+        <w:t>(a)  Ventricular fibrillation</w:t>
+      </w:r>
+    </w:p>
+    <w:p>
+      <w:pPr>
+        <w:spacing w:after="20" w:before="0"/>
+      </w:pPr>
+      <w:r>
+        <w:rPr>
+          <w:b w:val="0"/>
+          <w:i w:val="0"/>
+          <w:sz w:val="21"/>
+        </w:rPr>
+        <w:t>(b)  Atrial fibrillation</w:t>
+      </w:r>
+    </w:p>
+    <w:p>
+      <w:pPr>
+        <w:spacing w:after="20" w:before="0"/>
+      </w:pPr>
+      <w:r>
+        <w:rPr>
+          <w:b w:val="0"/>
+          <w:i w:val="0"/>
+          <w:sz w:val="21"/>
+        </w:rPr>
+        <w:t>(c)  Paroxysmal supraventricular tachycardia</w:t>
+      </w:r>
+    </w:p>
+    <w:p>
+      <w:pPr>
+        <w:spacing w:after="20" w:before="0"/>
+      </w:pPr>
+      <w:r>
+        <w:rPr>
+          <w:b w:val="0"/>
+          <w:i w:val="0"/>
+          <w:sz w:val="21"/>
+        </w:rPr>
+        <w:t>(d)  Atrial flutter</w:t>
+      </w:r>
+    </w:p>
+    <w:p>
+      <w:pPr>
+        <w:spacing w:after="80" w:before="0"/>
+      </w:pPr>
+      <w:r>
+        <w:rPr>
+          <w:b/>
+          <w:i w:val="0"/>
+          <w:sz w:val="22"/>
+        </w:rPr>
+        <w:t>Answer: a</w:t>
+      </w:r>
+    </w:p>
+    <w:p>
+      <w:pPr>
+        <w:spacing w:after="20"/>
+      </w:pPr>
+      <w:r>
+        <w:rPr>
+          <w:b/>
+        </w:rPr>
+        <w:t xml:space="preserve">Solution: </w:t>
+      </w:r>
+      <w:r>
+        <w:rPr>
+          <w:b/>
+          <w:color w:val="1E7B1E"/>
+        </w:rPr>
+        <w:t xml:space="preserve">✅ Correct Answer: </w:t>
+      </w:r>
+      <w:r>
+        <w:rPr>
+          <w:b/>
+          <w:color w:val="1E7B1E"/>
+        </w:rPr>
+        <w:t>a</w:t>
+      </w:r>
+    </w:p>
+    <w:p>
+      <w:pPr>
+        <w:spacing w:after="20" w:before="0"/>
+      </w:pPr>
+      <w:r>
+        <w:rPr>
+          <w:b/>
+        </w:rPr>
+        <w:t xml:space="preserve">🧠 Clinical Rationale: </w:t>
+      </w:r>
+      <w:r>
+        <w:t>Per the printed answer key, the ECG strip shows VENTRICULAR FIBRILLATION — a chaotic, irregular, coarse "scribble" pattern with NO identifiable P waves, QRS complexes or rate; the ventricles quiver without effective contraction, and the patient is pulseless. Treatment: immediate CPR + defibrillation.</w:t>
+      </w:r>
+    </w:p>
+    <w:p>
+      <w:pPr>
+        <w:spacing w:after="20" w:before="0"/>
+      </w:pPr>
+      <w:r>
+        <w:rPr>
+          <w:b/>
+        </w:rPr>
+        <w:t xml:space="preserve">🔍 Key Clues: </w:t>
+      </w:r>
+      <w:r>
+        <w:t>VF on ECG: chaotic irregular waveform, no P/QRS/T, no rate — "scribble".</w:t>
+      </w:r>
+    </w:p>
+    <w:p>
+      <w:pPr>
+        <w:spacing w:after="20" w:before="0"/>
+      </w:pPr>
+      <w:r>
+        <w:rPr>
+          <w:b/>
+        </w:rPr>
+        <w:t xml:space="preserve">🚨 Priority Principle: </w:t>
+      </w:r>
+      <w:r>
+        <w:t>Recall the core fact precisely, then apply it to the clinical context.</w:t>
+      </w:r>
+    </w:p>
+    <w:p>
+      <w:pPr>
+        <w:spacing w:after="20" w:before="0"/>
+      </w:pPr>
+      <w:r>
+        <w:rPr>
+          <w:b/>
+        </w:rPr>
+        <w:t xml:space="preserve">❌ Why Not Other Options: </w:t>
+      </w:r>
+      <w:r>
+        <w:t>b — AF shows an irregular rhythm with absent P waves but present QRS. | c — PSVT is a regular narrow-complex tachycardia. | d — Atrial flutter shows saw-tooth flutter waves.</w:t>
+      </w:r>
+    </w:p>
+    <w:p>
+      <w:pPr>
+        <w:spacing w:after="20" w:before="0"/>
+      </w:pPr>
+      <w:r>
+        <w:rPr>
+          <w:b/>
+          <w:color w:val="B45F06"/>
+        </w:rPr>
+        <w:t xml:space="preserve">⚠️ Exam Trap: </w:t>
+      </w:r>
+      <w:r>
+        <w:t>VF = pulseless chaos → shock; AF/flutter = organised atrial activity with a pulse.</w:t>
+      </w:r>
+    </w:p>
+    <w:p>
+      <w:pPr>
+        <w:spacing w:after="20" w:before="0"/>
+      </w:pPr>
+      <w:r>
+        <w:rPr>
+          <w:b/>
+        </w:rPr>
+        <w:t xml:space="preserve">🩺 Clinical Thinking: </w:t>
+      </w:r>
+      <w:r>
+        <w:t>Recall (the key fact) → Connect (related high-yield facts) → Apply (exam context).</w:t>
+      </w:r>
+    </w:p>
+    <w:p>
+      <w:pPr>
+        <w:spacing w:after="20" w:before="0"/>
+      </w:pPr>
+      <w:r>
+        <w:rPr>
+          <w:b/>
+          <w:color w:val="1F3A5F"/>
+        </w:rPr>
+        <w:t xml:space="preserve">💎 PNC Pearl: </w:t>
+      </w:r>
+      <w:r>
+        <w:t>Ventricular fibrillation: chaotic waveform, no pulse → defibrillate.</w:t>
+      </w:r>
+    </w:p>
+    <w:p>
+      <w:pPr>
+        <w:spacing w:after="0" w:before="0"/>
+      </w:pPr>
+      <w:r>
+        <w:rPr>
+          <w:b/>
+          <w:i w:val="0"/>
+          <w:sz w:val="21"/>
+        </w:rPr>
+        <w:t>Positive Marks: 1    Negative Marks: 0.25</w:t>
+      </w:r>
+    </w:p>
+    <w:p>
+      <w:pPr>
+        <w:spacing w:before="280" w:after="40"/>
+      </w:pPr>
+      <w:r>
+        <w:rPr>
+          <w:b/>
+        </w:rPr>
+        <w:t xml:space="preserve">Question: </w:t>
+      </w:r>
+      <w:r>
+        <w:t>A pacemaker is placed on a patient and discharged after 8 days. What is the least priority teaching to be given by the nurse?</w:t>
+      </w:r>
+    </w:p>
+    <w:p>
+      <w:pPr>
+        <w:spacing w:after="20" w:before="0"/>
+      </w:pPr>
+      <w:r>
+        <w:rPr>
+          <w:b w:val="0"/>
+          <w:i w:val="0"/>
+          <w:sz w:val="21"/>
+        </w:rPr>
+        <w:t>(a)  Take follow up</w:t>
+      </w:r>
+    </w:p>
+    <w:p>
+      <w:pPr>
+        <w:spacing w:after="20" w:before="0"/>
+      </w:pPr>
+      <w:r>
+        <w:rPr>
+          <w:b w:val="0"/>
+          <w:i w:val="0"/>
+          <w:sz w:val="21"/>
+        </w:rPr>
+        <w:t>(b)  Teach about malfunctioning of pacemaker</w:t>
+      </w:r>
+    </w:p>
+    <w:p>
+      <w:pPr>
+        <w:spacing w:after="20" w:before="0"/>
+      </w:pPr>
+      <w:r>
+        <w:rPr>
+          <w:b w:val="0"/>
+          <w:i w:val="0"/>
+          <w:sz w:val="21"/>
+        </w:rPr>
+        <w:t>(c)  Teach about needs for pacemaker</w:t>
+      </w:r>
+    </w:p>
+    <w:p>
+      <w:pPr>
+        <w:spacing w:after="20" w:before="0"/>
+      </w:pPr>
+      <w:r>
+        <w:rPr>
+          <w:b w:val="0"/>
+          <w:i w:val="0"/>
+          <w:sz w:val="21"/>
+        </w:rPr>
+        <w:t>(d)  Take medicines on time</w:t>
+      </w:r>
+    </w:p>
+    <w:p>
+      <w:pPr>
+        <w:spacing w:after="80" w:before="0"/>
+      </w:pPr>
+      <w:r>
+        <w:rPr>
+          <w:b/>
+          <w:i w:val="0"/>
+          <w:sz w:val="22"/>
+        </w:rPr>
+        <w:t>Answer: c</w:t>
+      </w:r>
+    </w:p>
+    <w:p>
+      <w:pPr>
+        <w:spacing w:after="20"/>
+      </w:pPr>
+      <w:r>
+        <w:rPr>
+          <w:b/>
+        </w:rPr>
+        <w:t xml:space="preserve">Solution: </w:t>
+      </w:r>
+      <w:r>
+        <w:rPr>
+          <w:b/>
+          <w:color w:val="1E7B1E"/>
+        </w:rPr>
+        <w:t xml:space="preserve">✅ Correct Answer: </w:t>
+      </w:r>
+      <w:r>
+        <w:rPr>
+          <w:b/>
+          <w:color w:val="1E7B1E"/>
+        </w:rPr>
+        <w:t>c</w:t>
+      </w:r>
+    </w:p>
+    <w:p>
+      <w:pPr>
+        <w:spacing w:after="20" w:before="0"/>
+      </w:pPr>
+      <w:r>
+        <w:rPr>
+          <w:b/>
+        </w:rPr>
+        <w:t xml:space="preserve">🧠 Clinical Rationale: </w:t>
+      </w:r>
+      <w:r>
+        <w:t>For a patient already discharged WITH a pacemaker, teaching about the NEED FOR the pacemaker (why it was placed) is the LEAST PRIORITY — the device is already in place. Higher priorities: follow-up care, recognizing malfunction (palpitations, dizziness, syncope) and medication compliance.</w:t>
+      </w:r>
+    </w:p>
+    <w:p>
+      <w:pPr>
+        <w:spacing w:after="20" w:before="0"/>
+      </w:pPr>
+      <w:r>
+        <w:rPr>
+          <w:b/>
+        </w:rPr>
+        <w:t xml:space="preserve">🔍 Key Clues: </w:t>
+      </w:r>
+      <w:r>
+        <w:t>Pacemaker discharge teaching: follow-up, malfunction signs, meds — the "why" is least priority now.</w:t>
+      </w:r>
+    </w:p>
+    <w:p>
+      <w:pPr>
+        <w:spacing w:after="20" w:before="0"/>
+      </w:pPr>
+      <w:r>
+        <w:rPr>
+          <w:b/>
+        </w:rPr>
+        <w:t xml:space="preserve">🚨 Priority Principle: </w:t>
+      </w:r>
+      <w:r>
+        <w:t>Patient safety and the ABC (airway, breathing, circulation) priorities come before diagnosis, documentation and non-urgent tasks.</w:t>
+      </w:r>
+    </w:p>
+    <w:p>
+      <w:pPr>
+        <w:spacing w:after="20" w:before="0"/>
+      </w:pPr>
+      <w:r>
+        <w:rPr>
+          <w:b/>
+        </w:rPr>
+        <w:t xml:space="preserve">❌ Why Not Other Options: </w:t>
+      </w:r>
+      <w:r>
+        <w:t>a — Follow-up is high priority. | b — Recognising malfunction is high priority. | d — Medication compliance is high priority.</w:t>
+      </w:r>
+    </w:p>
+    <w:p>
+      <w:pPr>
+        <w:spacing w:after="20" w:before="0"/>
+      </w:pPr>
+      <w:r>
+        <w:rPr>
+          <w:b/>
+          <w:color w:val="B45F06"/>
+        </w:rPr>
+        <w:t xml:space="preserve">⚠️ Exam Trap: </w:t>
+      </w:r>
+      <w:r>
+        <w:t>"Least priority" questions: pick the item that no longer needs teaching at this stage.</w:t>
+      </w:r>
+    </w:p>
+    <w:p>
+      <w:pPr>
+        <w:spacing w:after="20" w:before="0"/>
+      </w:pPr>
+      <w:r>
+        <w:rPr>
+          <w:b/>
+        </w:rPr>
+        <w:t xml:space="preserve">🩺 Clinical Thinking: </w:t>
+      </w:r>
+      <w:r>
+        <w:t>Identify (the problem) → Stabilize (ABC / patient safety) → Reassess (response) → Document (findings).</w:t>
+      </w:r>
+    </w:p>
+    <w:p>
+      <w:pPr>
+        <w:spacing w:after="20" w:before="0"/>
+      </w:pPr>
+      <w:r>
+        <w:rPr>
+          <w:b/>
+          <w:color w:val="1F3A5F"/>
+        </w:rPr>
+        <w:t xml:space="preserve">💎 PNC Pearl: </w:t>
+      </w:r>
+      <w:r>
+        <w:t>Pacemaker discharge: prioritise follow-up, malfunction signs and meds.</w:t>
+      </w:r>
+    </w:p>
+    <w:p>
+      <w:pPr>
+        <w:spacing w:after="0" w:before="0"/>
+      </w:pPr>
+      <w:r>
+        <w:rPr>
+          <w:b/>
+          <w:i w:val="0"/>
+          <w:sz w:val="21"/>
+        </w:rPr>
+        <w:t>Positive Marks: 1    Negative Marks: 0.25</w:t>
+      </w:r>
+    </w:p>
+    <w:p>
+      <w:pPr>
+        <w:spacing w:before="280" w:after="40"/>
+      </w:pPr>
+      <w:r>
+        <w:rPr>
+          <w:b/>
+        </w:rPr>
+        <w:t xml:space="preserve">Question: </w:t>
+      </w:r>
+      <w:r>
+        <w:t>When evaluating a patient in shock. A nurse should know the difference between neurogenic and hypovolemic shock on the basis of:</w:t>
+      </w:r>
+    </w:p>
+    <w:p>
+      <w:pPr>
+        <w:spacing w:after="20" w:before="0"/>
+      </w:pPr>
+      <w:r>
+        <w:rPr>
+          <w:b w:val="0"/>
+          <w:i w:val="0"/>
+          <w:sz w:val="21"/>
+        </w:rPr>
+        <w:t>(a)  Neurogenic shock, skin warm and dry</w:t>
+      </w:r>
+    </w:p>
+    <w:p>
+      <w:pPr>
+        <w:spacing w:after="20" w:before="0"/>
+      </w:pPr>
+      <w:r>
+        <w:rPr>
+          <w:b w:val="0"/>
+          <w:i w:val="0"/>
+          <w:sz w:val="21"/>
+        </w:rPr>
+        <w:t>(b)  Hypovolemic shock, bradycardia</w:t>
+      </w:r>
+    </w:p>
+    <w:p>
+      <w:pPr>
+        <w:spacing w:after="20" w:before="0"/>
+      </w:pPr>
+      <w:r>
+        <w:rPr>
+          <w:b w:val="0"/>
+          <w:i w:val="0"/>
+          <w:sz w:val="21"/>
+        </w:rPr>
+        <w:t>(c)  Hypovolemic shock, cap filling time less than 2 seconds</w:t>
+      </w:r>
+    </w:p>
+    <w:p>
+      <w:pPr>
+        <w:spacing w:after="20" w:before="0"/>
+      </w:pPr>
+      <w:r>
+        <w:rPr>
+          <w:b w:val="0"/>
+          <w:i w:val="0"/>
+          <w:sz w:val="21"/>
+        </w:rPr>
+        <w:t>(d)  Hypovolemic shock, CVP more than 10 mmHg</w:t>
+      </w:r>
+    </w:p>
+    <w:p>
+      <w:pPr>
+        <w:spacing w:after="80" w:before="0"/>
+      </w:pPr>
+      <w:r>
+        <w:rPr>
+          <w:b/>
+          <w:i w:val="0"/>
+          <w:sz w:val="22"/>
+        </w:rPr>
+        <w:t>Answer: a</w:t>
+      </w:r>
+    </w:p>
+    <w:p>
+      <w:pPr>
+        <w:spacing w:after="20"/>
+      </w:pPr>
+      <w:r>
+        <w:rPr>
+          <w:b/>
+        </w:rPr>
+        <w:t xml:space="preserve">Solution: </w:t>
+      </w:r>
+      <w:r>
+        <w:rPr>
+          <w:b/>
+          <w:color w:val="1E7B1E"/>
+        </w:rPr>
+        <w:t xml:space="preserve">✅ Correct Answer: </w:t>
+      </w:r>
+      <w:r>
+        <w:rPr>
+          <w:b/>
+          <w:color w:val="1E7B1E"/>
+        </w:rPr>
+        <w:t>a</w:t>
+      </w:r>
+    </w:p>
+    <w:p>
+      <w:pPr>
+        <w:spacing w:after="20" w:before="0"/>
+      </w:pPr>
+      <w:r>
+        <w:rPr>
+          <w:b/>
+        </w:rPr>
+        <w:t xml:space="preserve">🧠 Clinical Rationale: </w:t>
+      </w:r>
+      <w:r>
+        <w:t>NEUROGENIC shock (loss of sympathetic tone) produces WARM, DRY skin with bradycardia and hypotension — vasodilation without compensatory vasoconstriction. HYPOVOLEMIC shock produces COLD, CLAMMY skin with tachycardia, DELAYED capillary refill (&gt; 2 s) and LOW CVP.</w:t>
+      </w:r>
+    </w:p>
+    <w:p>
+      <w:pPr>
+        <w:spacing w:after="20" w:before="0"/>
+      </w:pPr>
+      <w:r>
+        <w:rPr>
+          <w:b/>
+        </w:rPr>
+        <w:t xml:space="preserve">🔍 Key Clues: </w:t>
+      </w:r>
+      <w:r>
+        <w:t>Neurogenic = warm dry skin + bradycardia; hypovolemic = cold clammy skin + tachycardia.</w:t>
+      </w:r>
+    </w:p>
+    <w:p>
+      <w:pPr>
+        <w:spacing w:after="20" w:before="0"/>
+      </w:pPr>
+      <w:r>
+        <w:rPr>
+          <w:b/>
+        </w:rPr>
+        <w:t xml:space="preserve">🚨 Priority Principle: </w:t>
+      </w:r>
+      <w:r>
+        <w:t>Patient safety and the ABC (airway, breathing, circulation) priorities come before diagnosis, documentation and non-urgent tasks.</w:t>
+      </w:r>
+    </w:p>
+    <w:p>
+      <w:pPr>
+        <w:spacing w:after="20" w:before="0"/>
+      </w:pPr>
+      <w:r>
+        <w:rPr>
+          <w:b/>
+        </w:rPr>
+        <w:t xml:space="preserve">❌ Why Not Other Options: </w:t>
+      </w:r>
+      <w:r>
+        <w:t>b — Hypovolemic shock gives TACHYCARDIA. | c — Capillary refill is DELAYED (&gt; 2 s) in hypovolemia. | d — CVP is LOW (&lt; 5 mmHg) in hypovolemic shock.</w:t>
+      </w:r>
+    </w:p>
+    <w:p>
+      <w:pPr>
+        <w:spacing w:after="20" w:before="0"/>
+      </w:pPr>
+      <w:r>
+        <w:rPr>
+          <w:b/>
+          <w:color w:val="B45F06"/>
+        </w:rPr>
+        <w:t xml:space="preserve">⚠️ Exam Trap: </w:t>
+      </w:r>
+      <w:r>
+        <w:t>Skin temperature + HR separate the two: warm-bradycardic (neurogenic) vs cold-tachycardic (hypovolemic).</w:t>
+      </w:r>
+    </w:p>
+    <w:p>
+      <w:pPr>
+        <w:spacing w:after="20" w:before="0"/>
+      </w:pPr>
+      <w:r>
+        <w:rPr>
+          <w:b/>
+        </w:rPr>
+        <w:t xml:space="preserve">🩺 Clinical Thinking: </w:t>
+      </w:r>
+      <w:r>
+        <w:t>Recall (the key fact) → Connect (related high-yield facts) → Apply (exam context).</w:t>
+      </w:r>
+    </w:p>
+    <w:p>
+      <w:pPr>
+        <w:spacing w:after="20" w:before="0"/>
+      </w:pPr>
+      <w:r>
+        <w:rPr>
+          <w:b/>
+          <w:color w:val="1F3A5F"/>
+        </w:rPr>
+        <w:t xml:space="preserve">💎 PNC Pearl: </w:t>
+      </w:r>
+      <w:r>
+        <w:t>Neurogenic shock: warm dry skin; hypovolemic: cold clammy skin.</w:t>
+      </w:r>
+    </w:p>
+    <w:p>
+      <w:pPr>
+        <w:spacing w:after="0" w:before="0"/>
+      </w:pPr>
+      <w:r>
+        <w:rPr>
+          <w:b/>
+          <w:i w:val="0"/>
+          <w:sz w:val="21"/>
+        </w:rPr>
+        <w:t>Positive Marks: 1    Negative Marks: 0.25</w:t>
+      </w:r>
+    </w:p>
+    <w:p>
+      <w:pPr>
+        <w:spacing w:before="280" w:after="40"/>
+      </w:pPr>
+      <w:r>
+        <w:rPr>
+          <w:b/>
+        </w:rPr>
+        <w:t xml:space="preserve">Question: </w:t>
+      </w:r>
+      <w:r>
+        <w:t>Generalized itching, rashes and tachycardia after blood transfusion indicate which type of reaction?</w:t>
+      </w:r>
+    </w:p>
+    <w:p>
+      <w:pPr>
+        <w:spacing w:after="20" w:before="0"/>
+      </w:pPr>
+      <w:r>
+        <w:rPr>
+          <w:b w:val="0"/>
+          <w:i w:val="0"/>
+          <w:sz w:val="21"/>
+        </w:rPr>
+        <w:t>(a)  Anaphylactic reaction</w:t>
+      </w:r>
+    </w:p>
+    <w:p>
+      <w:pPr>
+        <w:spacing w:after="20" w:before="0"/>
+      </w:pPr>
+      <w:r>
+        <w:rPr>
+          <w:b w:val="0"/>
+          <w:i w:val="0"/>
+          <w:sz w:val="21"/>
+        </w:rPr>
+        <w:t>(b)  Allergic reaction</w:t>
+      </w:r>
+    </w:p>
+    <w:p>
+      <w:pPr>
+        <w:spacing w:after="20" w:before="0"/>
+      </w:pPr>
+      <w:r>
+        <w:rPr>
+          <w:b w:val="0"/>
+          <w:i w:val="0"/>
+          <w:sz w:val="21"/>
+        </w:rPr>
+        <w:t>(c)  Hemolytic reaction</w:t>
+      </w:r>
+    </w:p>
+    <w:p>
+      <w:pPr>
+        <w:spacing w:after="20" w:before="0"/>
+      </w:pPr>
+      <w:r>
+        <w:rPr>
+          <w:b w:val="0"/>
+          <w:i w:val="0"/>
+          <w:sz w:val="21"/>
+        </w:rPr>
+        <w:t>(d)  Delayed reaction</w:t>
+      </w:r>
+    </w:p>
+    <w:p>
+      <w:pPr>
+        <w:spacing w:after="80" w:before="0"/>
+      </w:pPr>
+      <w:r>
+        <w:rPr>
+          <w:b/>
+          <w:i w:val="0"/>
+          <w:sz w:val="22"/>
+        </w:rPr>
+        <w:t>Answer: a</w:t>
+      </w:r>
+    </w:p>
+    <w:p>
+      <w:pPr>
+        <w:spacing w:after="20"/>
+      </w:pPr>
+      <w:r>
+        <w:rPr>
+          <w:b/>
+        </w:rPr>
+        <w:t xml:space="preserve">Solution: </w:t>
+      </w:r>
+      <w:r>
+        <w:rPr>
+          <w:b/>
+          <w:color w:val="1E7B1E"/>
+        </w:rPr>
+        <w:t xml:space="preserve">✅ Correct Answer: </w:t>
+      </w:r>
+      <w:r>
+        <w:rPr>
+          <w:b/>
+          <w:color w:val="1E7B1E"/>
+        </w:rPr>
+        <w:t>a</w:t>
+      </w:r>
+    </w:p>
+    <w:p>
+      <w:pPr>
+        <w:spacing w:after="20" w:before="0"/>
+      </w:pPr>
+      <w:r>
+        <w:rPr>
+          <w:b/>
+        </w:rPr>
+        <w:t xml:space="preserve">🧠 Clinical Rationale: </w:t>
+      </w:r>
+      <w:r>
+        <w:t>GENERALIZED itching and rashes with TACHYCARDIA immediately after a transfusion indicate an ANAPHYLACTIC reaction — a severe systemic hypersensitivity (especially in IgA-deficient patients), treated by stopping the transfusion, IV fluids, antihistamines and adrenaline. A mild localised rash is an "allergic" reaction; the generalised + tachycardia picture keys anaphylaxis.</w:t>
+      </w:r>
+    </w:p>
+    <w:p>
+      <w:pPr>
+        <w:spacing w:after="20" w:before="0"/>
+      </w:pPr>
+      <w:r>
+        <w:rPr>
+          <w:b/>
+        </w:rPr>
+        <w:t xml:space="preserve">🔍 Key Clues: </w:t>
+      </w:r>
+      <w:r>
+        <w:t>Generalised itching/rash + tachycardia + hypotension → anaphylactic transfusion reaction.</w:t>
+      </w:r>
+    </w:p>
+    <w:p>
+      <w:pPr>
+        <w:spacing w:after="20" w:before="0"/>
+      </w:pPr>
+      <w:r>
+        <w:rPr>
+          <w:b/>
+        </w:rPr>
+        <w:t xml:space="preserve">🚨 Priority Principle: </w:t>
+      </w:r>
+      <w:r>
+        <w:t>Recall the core fact precisely, then apply it to the clinical context.</w:t>
+      </w:r>
+    </w:p>
+    <w:p>
+      <w:pPr>
+        <w:spacing w:after="20" w:before="0"/>
+      </w:pPr>
+      <w:r>
+        <w:rPr>
+          <w:b/>
+        </w:rPr>
+        <w:t xml:space="preserve">❌ Why Not Other Options: </w:t>
+      </w:r>
+      <w:r>
+        <w:t>b — A mild localised rash = allergic; generalised = anaphylactic. | c — Hemolytic gives fever, chills, back pain. | d — Delayed reactions occur days later.</w:t>
+      </w:r>
+    </w:p>
+    <w:p>
+      <w:pPr>
+        <w:spacing w:after="20" w:before="0"/>
+      </w:pPr>
+      <w:r>
+        <w:rPr>
+          <w:b/>
+          <w:color w:val="B45F06"/>
+        </w:rPr>
+        <w:t xml:space="preserve">⚠️ Exam Trap: </w:t>
+      </w:r>
+      <w:r>
+        <w:t>Anaphylaxis is the severe end of the allergic spectrum — stop the transfusion and treat immediately.</w:t>
+      </w:r>
+    </w:p>
+    <w:p>
+      <w:pPr>
+        <w:spacing w:after="20" w:before="0"/>
+      </w:pPr>
+      <w:r>
+        <w:rPr>
+          <w:b/>
+        </w:rPr>
+        <w:t xml:space="preserve">🩺 Clinical Thinking: </w:t>
+      </w:r>
+      <w:r>
+        <w:t>Recall (the key fact) → Connect (related high-yield facts) → Apply (exam context).</w:t>
+      </w:r>
+    </w:p>
+    <w:p>
+      <w:pPr>
+        <w:spacing w:after="20" w:before="0"/>
+      </w:pPr>
+      <w:r>
+        <w:rPr>
+          <w:b/>
+          <w:color w:val="1F3A5F"/>
+        </w:rPr>
+        <w:t xml:space="preserve">💎 PNC Pearl: </w:t>
+      </w:r>
+      <w:r>
+        <w:t>Anaphylactic transfusion reaction: itching, rash, tachycardia → stop, fluids, adrenaline.</w:t>
+      </w:r>
+    </w:p>
+    <w:p>
+      <w:pPr>
+        <w:spacing w:after="0" w:before="0"/>
+      </w:pPr>
+      <w:r>
+        <w:rPr>
+          <w:b/>
+          <w:i w:val="0"/>
+          <w:sz w:val="21"/>
+        </w:rPr>
+        <w:t>Positive Marks: 1    Negative Marks: 0.25</w:t>
+      </w:r>
+    </w:p>
+    <w:p>
+      <w:pPr>
+        <w:spacing w:before="280" w:after="40"/>
+      </w:pPr>
+      <w:r>
+        <w:rPr>
+          <w:b/>
+        </w:rPr>
+        <w:t xml:space="preserve">Question: </w:t>
+      </w:r>
+      <w:r>
+        <w:t xml:space="preserve">A patient is planned for surgery and the nurse connects the IV line for intravenous fluid one-day prior evening at 6 pm. What is the purpose of doing this?  </w:t>
+      </w:r>
+    </w:p>
+    <w:p>
+      <w:pPr>
+        <w:spacing w:after="20" w:before="0"/>
+      </w:pPr>
+      <w:r>
+        <w:rPr>
+          <w:b w:val="0"/>
+          <w:i w:val="0"/>
+          <w:sz w:val="21"/>
+        </w:rPr>
+        <w:t>(a)  To prevent dryness of mouth</w:t>
+      </w:r>
+    </w:p>
+    <w:p>
+      <w:pPr>
+        <w:spacing w:after="20" w:before="0"/>
+      </w:pPr>
+      <w:r>
+        <w:rPr>
+          <w:b w:val="0"/>
+          <w:i w:val="0"/>
+          <w:sz w:val="21"/>
+        </w:rPr>
+        <w:t>(b)  To prevent thrust</w:t>
+      </w:r>
+    </w:p>
+    <w:p>
+      <w:pPr>
+        <w:spacing w:after="20" w:before="0"/>
+      </w:pPr>
+      <w:r>
+        <w:rPr>
+          <w:b w:val="0"/>
+          <w:i w:val="0"/>
+          <w:sz w:val="21"/>
+        </w:rPr>
+        <w:t>(c)  To maintain hydration status of patient</w:t>
+      </w:r>
+    </w:p>
+    <w:p>
+      <w:pPr>
+        <w:spacing w:after="20" w:before="0"/>
+      </w:pPr>
+      <w:r>
+        <w:rPr>
+          <w:b w:val="0"/>
+          <w:i w:val="0"/>
+          <w:sz w:val="21"/>
+        </w:rPr>
+        <w:t>(d)  To allay the anxiety</w:t>
+      </w:r>
+    </w:p>
+    <w:p>
+      <w:pPr>
+        <w:spacing w:after="80" w:before="0"/>
+      </w:pPr>
+      <w:r>
+        <w:rPr>
+          <w:b/>
+          <w:i w:val="0"/>
+          <w:sz w:val="22"/>
+        </w:rPr>
+        <w:t>Answer: c</w:t>
+      </w:r>
+    </w:p>
+    <w:p>
+      <w:pPr>
+        <w:spacing w:after="20"/>
+      </w:pPr>
+      <w:r>
+        <w:rPr>
+          <w:b/>
+        </w:rPr>
+        <w:t xml:space="preserve">Solution: </w:t>
+      </w:r>
+      <w:r>
+        <w:rPr>
+          <w:b/>
+          <w:color w:val="1E7B1E"/>
+        </w:rPr>
+        <w:t xml:space="preserve">✅ Correct Answer: </w:t>
+      </w:r>
+      <w:r>
+        <w:rPr>
+          <w:b/>
+          <w:color w:val="1E7B1E"/>
+        </w:rPr>
+        <w:t>c</w:t>
+      </w:r>
+    </w:p>
+    <w:p>
+      <w:pPr>
+        <w:spacing w:after="20" w:before="0"/>
+      </w:pPr>
+      <w:r>
+        <w:rPr>
+          <w:b/>
+        </w:rPr>
+        <w:t xml:space="preserve">🧠 Clinical Rationale: </w:t>
+      </w:r>
+      <w:r>
+        <w:t>Starting an IV line with intravenous fluid the evening BEFORE surgery maintains the patient's HYDRATION STATUS — the patient is kept NPO from midnight, and IV fluids compensate for the fasting losses so the patient enters surgery normovolaemic and haemodynamically stable. Preventing dry mouth, 'thrust' or anxiety are not the purpose of the IV.</w:t>
+      </w:r>
+    </w:p>
+    <w:p>
+      <w:pPr>
+        <w:spacing w:after="20" w:before="0"/>
+      </w:pPr>
+      <w:r>
+        <w:rPr>
+          <w:b/>
+        </w:rPr>
+        <w:t xml:space="preserve">🔍 Key Clues: </w:t>
+      </w:r>
+      <w:r>
+        <w:t>Pre-op IV fluid with NPO status = maintain hydration.</w:t>
+      </w:r>
+    </w:p>
+    <w:p>
+      <w:pPr>
+        <w:spacing w:after="20" w:before="0"/>
+      </w:pPr>
+      <w:r>
+        <w:rPr>
+          <w:b/>
+        </w:rPr>
+        <w:t xml:space="preserve">🚨 Priority Principle: </w:t>
+      </w:r>
+      <w:r>
+        <w:t>Recall the core fact precisely, then apply it to the clinical context.</w:t>
+      </w:r>
+    </w:p>
+    <w:p>
+      <w:pPr>
+        <w:spacing w:after="20" w:before="0"/>
+      </w:pPr>
+      <w:r>
+        <w:rPr>
+          <w:b/>
+        </w:rPr>
+        <w:t xml:space="preserve">❌ Why Not Other Options: </w:t>
+      </w:r>
+      <w:r>
+        <w:t>a — Dry mouth is not corrected by the IV fluid purpose. | b — 'Thrust' is not a relevant purpose. | d — Anxiety is managed by reassurance, not the IV fluid.</w:t>
+      </w:r>
+    </w:p>
+    <w:p>
+      <w:pPr>
+        <w:spacing w:after="20" w:before="0"/>
+      </w:pPr>
+      <w:r>
+        <w:rPr>
+          <w:b/>
+          <w:color w:val="B45F06"/>
+        </w:rPr>
+        <w:t xml:space="preserve">⚠️ Exam Trap: </w:t>
+      </w:r>
+      <w:r>
+        <w:t>Pre-op NPO + IV fluids = hydration maintenance, not symptom relief.</w:t>
+      </w:r>
+    </w:p>
+    <w:p>
+      <w:pPr>
+        <w:spacing w:after="20" w:before="0"/>
+      </w:pPr>
+      <w:r>
+        <w:rPr>
+          <w:b/>
+        </w:rPr>
+        <w:t xml:space="preserve">🩺 Clinical Thinking: </w:t>
+      </w:r>
+      <w:r>
+        <w:t>Recall (the key fact) → Connect (related high-yield facts) → Apply (exam context).</w:t>
+      </w:r>
+    </w:p>
+    <w:p>
+      <w:pPr>
+        <w:spacing w:after="20" w:before="0"/>
+      </w:pPr>
+      <w:r>
+        <w:rPr>
+          <w:b/>
+          <w:color w:val="1F3A5F"/>
+        </w:rPr>
+        <w:t xml:space="preserve">💎 PNC Pearl: </w:t>
+      </w:r>
+      <w:r>
+        <w:t>Pre-op IV fluid: maintain hydration during NPO.</w:t>
       </w:r>
     </w:p>
     <w:p>
